--- a/Informe_TP3_Pokedex.docx
+++ b/Informe_TP3_Pokedex.docx
@@ -2,6 +2,8 @@
 <file path=word/document.xml><?xml version="1.0" encoding="utf-8"?>
 <w:document xmlns:wpc="http://schemas.microsoft.com/office/word/2010/wordprocessingCanvas" xmlns:mo="http://schemas.microsoft.com/office/mac/office/2008/main" xmlns:mc="http://schemas.openxmlformats.org/markup-compatibility/2006" xmlns:mv="urn:schemas-microsoft-com:mac:vml" xmlns:o="urn:schemas-microsoft-com:office:office" xmlns:r="http://schemas.openxmlformats.org/officeDocument/2006/relationships" xmlns:m="http://schemas.openxmlformats.org/officeDocument/2006/math" xmlns:v="urn:schemas-microsoft-com:vml" xmlns:wp14="http://schemas.microsoft.com/office/word/2010/wordprocessingDrawing" xmlns:wp="http://schemas.openxmlformats.org/drawingml/2006/wordprocessingDrawing" xmlns:w10="urn:schemas-microsoft-com:office:word" xmlns:w="http://schemas.openxmlformats.org/wordprocessingml/2006/main" xmlns:w14="http://schemas.microsoft.com/office/word/2010/wordml" xmlns:wpg="http://schemas.microsoft.com/office/word/2010/wordprocessingGroup" xmlns:wpi="http://schemas.microsoft.com/office/word/2010/wordprocessingInk" xmlns:wne="http://schemas.microsoft.com/office/word/2006/wordml" xmlns:wps="http://schemas.microsoft.com/office/word/2010/wordprocessingShape" mc:Ignorable="w14 wp14">
   <w:body>
+    <w:p/>
+    <w:p/>
     <w:p>
       <w:pPr>
         <w:jc w:val="center"/>
@@ -10,7 +12,8 @@
         <w:rPr>
           <w:rFonts w:ascii="Calibri" w:hAnsi="Calibri" w:eastAsia="Calibri"/>
           <w:b/>
-          <w:sz w:val="32"/>
+          <w:color w:val="C03014"/>
+          <w:sz w:val="28"/>
         </w:rPr>
         <w:t>TRABAJO PRACTICO FINAL</w:t>
       </w:r>
@@ -23,7 +26,8 @@
         <w:rPr>
           <w:rFonts w:ascii="Calibri" w:hAnsi="Calibri" w:eastAsia="Calibri"/>
           <w:b/>
-          <w:sz w:val="52"/>
+          <w:color w:val="202020"/>
+          <w:sz w:val="64"/>
         </w:rPr>
         <w:t>Pokedex</w:t>
       </w:r>
@@ -36,121 +40,296 @@
         <w:rPr>
           <w:rFonts w:ascii="Calibri" w:hAnsi="Calibri" w:eastAsia="Calibri"/>
           <w:b w:val="0"/>
-          <w:sz w:val="28"/>
+          <w:sz w:val="32"/>
         </w:rPr>
-        <w:t>Programacion III - 2026</w:t>
+        <w:t>API, Vue.js y Pinia</w:t>
       </w:r>
     </w:p>
     <w:p/>
+    <w:tbl>
+      <w:tblPr>
+        <w:tblStyle w:val="TableGrid"/>
+        <w:tblW w:type="auto" w:w="0"/>
+        <w:jc w:val="center"/>
+        <w:tblLook w:firstColumn="1" w:firstRow="1" w:lastColumn="0" w:lastRow="0" w:noHBand="0" w:noVBand="1" w:val="04A0"/>
+      </w:tblPr>
+      <w:tblGrid>
+        <w:gridCol w:w="4816"/>
+        <w:gridCol w:w="4816"/>
+      </w:tblGrid>
+      <w:tr>
+        <w:tc>
+          <w:tcPr>
+            <w:tcW w:type="dxa" w:w="2551"/>
+            <w:shd w:fill="C03014" w:val="clear"/>
+          </w:tcPr>
+          <w:p>
+            <w:r/>
+            <w:r>
+              <w:rPr>
+                <w:rFonts w:ascii="Calibri" w:hAnsi="Calibri" w:eastAsia="Calibri"/>
+                <w:b/>
+                <w:color w:val="FFFFFF"/>
+                <w:sz w:val="24"/>
+              </w:rPr>
+              <w:t>Materia</w:t>
+            </w:r>
+          </w:p>
+        </w:tc>
+        <w:tc>
+          <w:tcPr>
+            <w:tcW w:type="dxa" w:w="6236"/>
+          </w:tcPr>
+          <w:p>
+            <w:r/>
+            <w:r>
+              <w:rPr>
+                <w:rFonts w:ascii="Calibri" w:hAnsi="Calibri" w:eastAsia="Calibri"/>
+                <w:b w:val="0"/>
+                <w:sz w:val="24"/>
+              </w:rPr>
+              <w:t>Programacion III</w:t>
+            </w:r>
+          </w:p>
+        </w:tc>
+      </w:tr>
+      <w:tr>
+        <w:tc>
+          <w:tcPr>
+            <w:tcW w:type="dxa" w:w="2551"/>
+            <w:shd w:fill="C03014" w:val="clear"/>
+          </w:tcPr>
+          <w:p>
+            <w:r/>
+            <w:r>
+              <w:rPr>
+                <w:rFonts w:ascii="Calibri" w:hAnsi="Calibri" w:eastAsia="Calibri"/>
+                <w:b/>
+                <w:color w:val="FFFFFF"/>
+                <w:sz w:val="24"/>
+              </w:rPr>
+              <w:t>Nivel</w:t>
+            </w:r>
+          </w:p>
+        </w:tc>
+        <w:tc>
+          <w:tcPr>
+            <w:tcW w:type="dxa" w:w="6236"/>
+          </w:tcPr>
+          <w:p>
+            <w:r/>
+            <w:r>
+              <w:rPr>
+                <w:rFonts w:ascii="Calibri" w:hAnsi="Calibri" w:eastAsia="Calibri"/>
+                <w:b w:val="0"/>
+                <w:sz w:val="24"/>
+              </w:rPr>
+              <w:t>Secundaria</w:t>
+            </w:r>
+          </w:p>
+        </w:tc>
+      </w:tr>
+      <w:tr>
+        <w:tc>
+          <w:tcPr>
+            <w:tcW w:type="dxa" w:w="2551"/>
+            <w:shd w:fill="C03014" w:val="clear"/>
+          </w:tcPr>
+          <w:p>
+            <w:r/>
+            <w:r>
+              <w:rPr>
+                <w:rFonts w:ascii="Calibri" w:hAnsi="Calibri" w:eastAsia="Calibri"/>
+                <w:b/>
+                <w:color w:val="FFFFFF"/>
+                <w:sz w:val="24"/>
+              </w:rPr>
+              <w:t>Año</w:t>
+            </w:r>
+          </w:p>
+        </w:tc>
+        <w:tc>
+          <w:tcPr>
+            <w:tcW w:type="dxa" w:w="6236"/>
+          </w:tcPr>
+          <w:p>
+            <w:r/>
+            <w:r>
+              <w:rPr>
+                <w:rFonts w:ascii="Calibri" w:hAnsi="Calibri" w:eastAsia="Calibri"/>
+                <w:b w:val="0"/>
+                <w:sz w:val="24"/>
+              </w:rPr>
+              <w:t>2026</w:t>
+            </w:r>
+          </w:p>
+        </w:tc>
+      </w:tr>
+      <w:tr>
+        <w:tc>
+          <w:tcPr>
+            <w:tcW w:type="dxa" w:w="2551"/>
+            <w:shd w:fill="C03014" w:val="clear"/>
+          </w:tcPr>
+          <w:p>
+            <w:r/>
+            <w:r>
+              <w:rPr>
+                <w:rFonts w:ascii="Calibri" w:hAnsi="Calibri" w:eastAsia="Calibri"/>
+                <w:b/>
+                <w:color w:val="FFFFFF"/>
+                <w:sz w:val="24"/>
+              </w:rPr>
+              <w:t>Titulo</w:t>
+            </w:r>
+          </w:p>
+        </w:tc>
+        <w:tc>
+          <w:tcPr>
+            <w:tcW w:type="dxa" w:w="6236"/>
+          </w:tcPr>
+          <w:p>
+            <w:r/>
+            <w:r>
+              <w:rPr>
+                <w:rFonts w:ascii="Calibri" w:hAnsi="Calibri" w:eastAsia="Calibri"/>
+                <w:b w:val="0"/>
+                <w:sz w:val="24"/>
+              </w:rPr>
+              <w:t>Pokedex - Trabajo Practico Final</w:t>
+            </w:r>
+          </w:p>
+        </w:tc>
+      </w:tr>
+      <w:tr>
+        <w:tc>
+          <w:tcPr>
+            <w:tcW w:type="dxa" w:w="2551"/>
+            <w:shd w:fill="C03014" w:val="clear"/>
+          </w:tcPr>
+          <w:p>
+            <w:r/>
+            <w:r>
+              <w:rPr>
+                <w:rFonts w:ascii="Calibri" w:hAnsi="Calibri" w:eastAsia="Calibri"/>
+                <w:b/>
+                <w:color w:val="FFFFFF"/>
+                <w:sz w:val="24"/>
+              </w:rPr>
+              <w:t>Integrante</w:t>
+            </w:r>
+          </w:p>
+        </w:tc>
+        <w:tc>
+          <w:tcPr>
+            <w:tcW w:type="dxa" w:w="6236"/>
+          </w:tcPr>
+          <w:p>
+            <w:r/>
+            <w:r>
+              <w:rPr>
+                <w:rFonts w:ascii="Calibri" w:hAnsi="Calibri" w:eastAsia="Calibri"/>
+                <w:b w:val="0"/>
+                <w:sz w:val="24"/>
+              </w:rPr>
+              <w:t>Alejo Corti</w:t>
+            </w:r>
+          </w:p>
+        </w:tc>
+      </w:tr>
+      <w:tr>
+        <w:tc>
+          <w:tcPr>
+            <w:tcW w:type="dxa" w:w="2551"/>
+            <w:shd w:fill="C03014" w:val="clear"/>
+          </w:tcPr>
+          <w:p>
+            <w:r/>
+            <w:r>
+              <w:rPr>
+                <w:rFonts w:ascii="Calibri" w:hAnsi="Calibri" w:eastAsia="Calibri"/>
+                <w:b/>
+                <w:color w:val="FFFFFF"/>
+                <w:sz w:val="24"/>
+              </w:rPr>
+              <w:t>Rol</w:t>
+            </w:r>
+          </w:p>
+        </w:tc>
+        <w:tc>
+          <w:tcPr>
+            <w:tcW w:type="dxa" w:w="6236"/>
+          </w:tcPr>
+          <w:p>
+            <w:r/>
+            <w:r>
+              <w:rPr>
+                <w:rFonts w:ascii="Calibri" w:hAnsi="Calibri" w:eastAsia="Calibri"/>
+                <w:b w:val="0"/>
+                <w:sz w:val="24"/>
+              </w:rPr>
+              <w:t>Frontend (Vue/Pinia), backend y documentacion</w:t>
+            </w:r>
+          </w:p>
+        </w:tc>
+      </w:tr>
+    </w:tbl>
     <w:p>
+      <w:r>
+        <w:br w:type="page"/>
+      </w:r>
+    </w:p>
+    <w:p>
+      <w:pPr>
+        <w:spacing w:before="280" w:after="160"/>
+      </w:pPr>
+      <w:r>
+        <w:rPr>
+          <w:rFonts w:ascii="Calibri" w:hAnsi="Calibri" w:eastAsia="Calibri"/>
+          <w:b/>
+          <w:color w:val="C03014"/>
+          <w:sz w:val="32"/>
+        </w:rPr>
+        <w:t>1. Introduccion</w:t>
+      </w:r>
+    </w:p>
+    <w:p>
+      <w:pPr>
+        <w:spacing w:after="160"/>
+      </w:pPr>
       <w:r>
         <w:rPr>
           <w:rFonts w:ascii="Calibri" w:hAnsi="Calibri" w:eastAsia="Calibri"/>
           <w:b w:val="0"/>
           <w:sz w:val="24"/>
         </w:rPr>
-        <w:t>Materia: Programacion III</w:t>
+        <w:t>Este trabajo es una aplicacion web tipo Pokedex. La idea es mostrar los 151 pokemones de la primera generacion, dejar que el usuario arme un equipo personal (hasta 6) y guardar ese equipo en una base de datos MySQL.</w:t>
       </w:r>
     </w:p>
     <w:p>
+      <w:pPr>
+        <w:spacing w:after="160"/>
+      </w:pPr>
       <w:r>
         <w:rPr>
           <w:rFonts w:ascii="Calibri" w:hAnsi="Calibri" w:eastAsia="Calibri"/>
           <w:b w:val="0"/>
           <w:sz w:val="24"/>
         </w:rPr>
-        <w:t>Tema: Frontend con api y pinia</w:t>
+        <w:t>El proyecto se hizo como una SPA (una sola pagina). El listado, el buscador y el equipo se ven al mismo tiempo y se actualizan solos cuando cambian los datos en Pinia.</w:t>
       </w:r>
     </w:p>
     <w:p>
+      <w:pPr>
+        <w:spacing w:after="160"/>
+      </w:pPr>
       <w:r>
         <w:rPr>
           <w:rFonts w:ascii="Calibri" w:hAnsi="Calibri" w:eastAsia="Calibri"/>
           <w:b w:val="0"/>
           <w:sz w:val="24"/>
         </w:rPr>
-        <w:t>Integrantes:</w:t>
-      </w:r>
-    </w:p>
-    <w:p>
-      <w:r>
-        <w:rPr>
-          <w:rFonts w:ascii="Calibri" w:hAnsi="Calibri" w:eastAsia="Calibri"/>
-          <w:b w:val="0"/>
-          <w:sz w:val="24"/>
-        </w:rPr>
-        <w:t>Alejo _______________________________</w:t>
-      </w:r>
-    </w:p>
-    <w:p>
-      <w:r>
-        <w:rPr>
-          <w:rFonts w:ascii="Calibri" w:hAnsi="Calibri" w:eastAsia="Calibri"/>
-          <w:b w:val="0"/>
-          <w:sz w:val="24"/>
-        </w:rPr>
-        <w:t>_____________________________________</w:t>
-      </w:r>
-    </w:p>
-    <w:p>
-      <w:r>
-        <w:rPr>
-          <w:rFonts w:ascii="Calibri" w:hAnsi="Calibri" w:eastAsia="Calibri"/>
-          <w:b w:val="0"/>
-          <w:sz w:val="24"/>
-        </w:rPr>
-        <w:t>_____________________________________</w:t>
-      </w:r>
-    </w:p>
-    <w:p>
-      <w:r>
-        <w:rPr>
-          <w:rFonts w:ascii="Calibri" w:hAnsi="Calibri" w:eastAsia="Calibri"/>
-          <w:b w:val="0"/>
-          <w:sz w:val="24"/>
-        </w:rPr>
-        <w:t>Roles: completar (front / back / informe)</w:t>
-      </w:r>
-    </w:p>
-    <w:p>
-      <w:r>
-        <w:rPr>
-          <w:rFonts w:ascii="Calibri" w:hAnsi="Calibri" w:eastAsia="Calibri"/>
-          <w:b/>
-          <w:color w:val="B42814"/>
-          <w:sz w:val="32"/>
-        </w:rPr>
-        <w:t>1. Introduccion</w:t>
-      </w:r>
-    </w:p>
-    <w:p>
-      <w:r>
-        <w:rPr>
-          <w:rFonts w:ascii="Calibri" w:hAnsi="Calibri" w:eastAsia="Calibri"/>
-          <w:b w:val="0"/>
-          <w:sz w:val="24"/>
-        </w:rPr>
-        <w:t>En este trabajo hicimos una pokedex. Basicamente podes ver los 151 pokemones de la primera generacion, buscarlos por nombre y armar un equipo de hasta 6. Despues ese equipo se guarda en mysql.</w:t>
-      </w:r>
-    </w:p>
-    <w:p>
-      <w:r>
-        <w:rPr>
-          <w:rFonts w:ascii="Calibri" w:hAnsi="Calibri" w:eastAsia="Calibri"/>
-          <w:b w:val="0"/>
-          <w:sz w:val="24"/>
-        </w:rPr>
-        <w:t>Usamos vue 3 con script setup, pinia para los datos, axios para las llamadas y un backend en node. La api que usamos es la pokeapi.</w:t>
-      </w:r>
-    </w:p>
-    <w:p>
-      <w:r>
-        <w:rPr>
-          <w:rFonts w:ascii="Calibri" w:hAnsi="Calibri" w:eastAsia="Calibri"/>
-          <w:b w:val="0"/>
-          <w:sz w:val="24"/>
-        </w:rPr>
-        <w:t>Las tecnologias que usamos son:</w:t>
+        <w:t>Tecnologias utilizadas:</w:t>
       </w:r>
     </w:p>
     <w:p>
@@ -163,7 +342,7 @@
           <w:b w:val="0"/>
           <w:sz w:val="24"/>
         </w:rPr>
-        <w:t>Vue.js</w:t>
+        <w:t>Vue.js 3 con Composition API y &lt;script setup&gt;</w:t>
       </w:r>
     </w:p>
     <w:p>
@@ -176,7 +355,7 @@
           <w:b w:val="0"/>
           <w:sz w:val="24"/>
         </w:rPr>
-        <w:t>Pinia</w:t>
+        <w:t>Pinia para el estado global (lista, equipo y busqueda)</w:t>
       </w:r>
     </w:p>
     <w:p>
@@ -189,7 +368,7 @@
           <w:b w:val="0"/>
           <w:sz w:val="24"/>
         </w:rPr>
-        <w:t>Axios</w:t>
+        <w:t>Axios para las llamadas HTTP asincronicas</w:t>
       </w:r>
     </w:p>
     <w:p>
@@ -202,7 +381,7 @@
           <w:b w:val="0"/>
           <w:sz w:val="24"/>
         </w:rPr>
-        <w:t>PokeAPI</w:t>
+        <w:t>PokeAPI (https://pokeapi.co/api/v2/pokemon?limit=151)</w:t>
       </w:r>
     </w:p>
     <w:p>
@@ -215,7 +394,7 @@
           <w:b w:val="0"/>
           <w:sz w:val="24"/>
         </w:rPr>
-        <w:t>Node, express, mysql2, cors y body-parser</w:t>
+        <w:t>Backend en Node.js: Express, mysql2, cors y body-parser</w:t>
       </w:r>
     </w:p>
     <w:p>
@@ -228,58 +407,292 @@
           <w:b w:val="0"/>
           <w:sz w:val="24"/>
         </w:rPr>
-        <w:t>Mysql (xampp)</w:t>
+        <w:t>MySQL, base pokedex y tabla equipos</w:t>
       </w:r>
     </w:p>
     <w:p>
+      <w:pPr>
+        <w:spacing w:before="280" w:after="160"/>
+      </w:pPr>
       <w:r>
         <w:rPr>
           <w:rFonts w:ascii="Calibri" w:hAnsi="Calibri" w:eastAsia="Calibri"/>
           <w:b/>
-          <w:color w:val="B42814"/>
+          <w:color w:val="C03014"/>
           <w:sz w:val="32"/>
         </w:rPr>
         <w:t>2. Diseño y estructura</w:t>
       </w:r>
     </w:p>
     <w:p>
+      <w:pPr>
+        <w:spacing w:after="160"/>
+      </w:pPr>
       <w:r>
         <w:rPr>
           <w:rFonts w:ascii="Calibri" w:hAnsi="Calibri" w:eastAsia="Calibri"/>
           <w:b w:val="0"/>
           <w:sz w:val="24"/>
         </w:rPr>
-        <w:t>Separamos el front en 3 componentes porque lo pedia el enunciado. Al principio lo teniamos todo junto y era un lio, despues lo separamos.</w:t>
+        <w:t>El frontend esta separado en 3 componentes, como pedia el enunciado. Pinia es el lugar donde viven los datos que se comparten entre el listado y el equipo.</w:t>
       </w:r>
     </w:p>
     <w:p>
+      <w:pPr>
+        <w:spacing w:after="160"/>
+      </w:pPr>
       <w:r>
         <w:rPr>
           <w:rFonts w:ascii="Calibri" w:hAnsi="Calibri" w:eastAsia="Calibri"/>
           <w:b w:val="0"/>
           <w:sz w:val="24"/>
         </w:rPr>
-        <w:t>Mas o menos quedo asi:</w:t>
+        <w:t>Diagrama de componentes y store:</w:t>
       </w:r>
     </w:p>
     <w:p>
+      <w:pPr>
+        <w:spacing w:after="160"/>
+      </w:pPr>
       <w:r>
         <w:rPr>
           <w:rFonts w:ascii="Calibri" w:hAnsi="Calibri" w:eastAsia="Calibri"/>
           <w:b w:val="0"/>
           <w:sz w:val="24"/>
         </w:rPr>
-        <w:t>App.vue tiene el listado y el equipo. Listado.vue muestra las cartas (PokemonCard.vue) y Equipo.vue muestra lo que elegiste. Los dos usan el store Pinia_Pokemon.js. De ahi sale axios a la pokeapi y tambien al backend que esta en el puerto 3000, y el backend habla con mysql.</w:t>
+        <w:t xml:space="preserve">                         App.vue</w:t>
+        <w:br/>
+        <w:t xml:space="preserve">                    /               \</w:t>
+        <w:br/>
+        <w:t xml:space="preserve">           Listado.vue              Equipo.vue</w:t>
+        <w:br/>
+        <w:t xml:space="preserve">                 |</w:t>
+        <w:br/>
+        <w:t xml:space="preserve">          PokemonCard.vue</w:t>
+        <w:br/>
+        <w:t xml:space="preserve">                    \               /</w:t>
+        <w:br/>
+        <w:t xml:space="preserve">                 Pinia_Pokemon.js</w:t>
+        <w:br/>
+        <w:t xml:space="preserve">                    /               \</w:t>
+        <w:br/>
+        <w:t xml:space="preserve">         PokeAPI (axios)      Backend :3000 (axios)</w:t>
+        <w:br/>
+        <w:t xml:space="preserve">                                        |</w:t>
+        <w:br/>
+        <w:t xml:space="preserve">                                      MySQL</w:t>
       </w:r>
     </w:p>
     <w:p>
+      <w:pPr>
+        <w:spacing w:after="160"/>
+      </w:pPr>
       <w:r>
         <w:rPr>
           <w:rFonts w:ascii="Calibri" w:hAnsi="Calibri" w:eastAsia="Calibri"/>
           <w:b w:val="0"/>
           <w:sz w:val="24"/>
         </w:rPr>
-        <w:t>Componentes:</w:t>
+        <w:t>Que hace cada parte:</w:t>
+      </w:r>
+    </w:p>
+    <w:tbl>
+      <w:tblPr>
+        <w:tblStyle w:val="TableGrid"/>
+        <w:tblW w:type="auto" w:w="0"/>
+        <w:tblLook w:firstColumn="1" w:firstRow="1" w:lastColumn="0" w:lastRow="0" w:noHBand="0" w:noVBand="1" w:val="04A0"/>
+      </w:tblPr>
+      <w:tblGrid>
+        <w:gridCol w:w="4816"/>
+        <w:gridCol w:w="4816"/>
+      </w:tblGrid>
+      <w:tr>
+        <w:tc>
+          <w:tcPr>
+            <w:tcW w:type="dxa" w:w="4816"/>
+            <w:shd w:fill="C03014" w:val="clear"/>
+          </w:tcPr>
+          <w:p>
+            <w:r/>
+            <w:r>
+              <w:rPr>
+                <w:rFonts w:ascii="Calibri" w:hAnsi="Calibri" w:eastAsia="Calibri"/>
+                <w:b/>
+                <w:color w:val="FFFFFF"/>
+                <w:sz w:val="22"/>
+              </w:rPr>
+              <w:t>Archivo / componente</w:t>
+            </w:r>
+          </w:p>
+        </w:tc>
+        <w:tc>
+          <w:tcPr>
+            <w:tcW w:type="dxa" w:w="4816"/>
+            <w:shd w:fill="C03014" w:val="clear"/>
+          </w:tcPr>
+          <w:p>
+            <w:r/>
+            <w:r>
+              <w:rPr>
+                <w:rFonts w:ascii="Calibri" w:hAnsi="Calibri" w:eastAsia="Calibri"/>
+                <w:b/>
+                <w:color w:val="FFFFFF"/>
+                <w:sz w:val="22"/>
+              </w:rPr>
+              <w:t>Que hace</w:t>
+            </w:r>
+          </w:p>
+        </w:tc>
+      </w:tr>
+      <w:tr>
+        <w:tc>
+          <w:tcPr>
+            <w:tcW w:type="dxa" w:w="4816"/>
+          </w:tcPr>
+          <w:p>
+            <w:r/>
+            <w:r>
+              <w:rPr>
+                <w:rFonts w:ascii="Calibri" w:hAnsi="Calibri" w:eastAsia="Calibri"/>
+                <w:b/>
+                <w:sz w:val="22"/>
+              </w:rPr>
+              <w:t>Listado.vue</w:t>
+            </w:r>
+          </w:p>
+        </w:tc>
+        <w:tc>
+          <w:tcPr>
+            <w:tcW w:type="dxa" w:w="4816"/>
+          </w:tcPr>
+          <w:p>
+            <w:r/>
+            <w:r>
+              <w:rPr>
+                <w:rFonts w:ascii="Calibri" w:hAnsi="Calibri" w:eastAsia="Calibri"/>
+                <w:b w:val="0"/>
+                <w:sz w:val="22"/>
+              </w:rPr>
+              <w:t>onMounted carga la lista, el buscador y recorre los pokemones con v-for. La funcion elegir() los manda a Pinia.</w:t>
+            </w:r>
+          </w:p>
+        </w:tc>
+      </w:tr>
+      <w:tr>
+        <w:tc>
+          <w:tcPr>
+            <w:tcW w:type="dxa" w:w="4816"/>
+          </w:tcPr>
+          <w:p>
+            <w:r/>
+            <w:r>
+              <w:rPr>
+                <w:rFonts w:ascii="Calibri" w:hAnsi="Calibri" w:eastAsia="Calibri"/>
+                <w:b/>
+                <w:sz w:val="22"/>
+              </w:rPr>
+              <w:t>PokemonCard.vue</w:t>
+            </w:r>
+          </w:p>
+        </w:tc>
+        <w:tc>
+          <w:tcPr>
+            <w:tcW w:type="dxa" w:w="4816"/>
+          </w:tcPr>
+          <w:p>
+            <w:r/>
+            <w:r>
+              <w:rPr>
+                <w:rFonts w:ascii="Calibri" w:hAnsi="Calibri" w:eastAsia="Calibri"/>
+                <w:b w:val="0"/>
+                <w:sz w:val="22"/>
+              </w:rPr>
+              <w:t>Tarjeta de un pokemon: imagen, tipos y habilidades. Al hacer click se elige o se saca.</w:t>
+            </w:r>
+          </w:p>
+        </w:tc>
+      </w:tr>
+      <w:tr>
+        <w:tc>
+          <w:tcPr>
+            <w:tcW w:type="dxa" w:w="4816"/>
+          </w:tcPr>
+          <w:p>
+            <w:r/>
+            <w:r>
+              <w:rPr>
+                <w:rFonts w:ascii="Calibri" w:hAnsi="Calibri" w:eastAsia="Calibri"/>
+                <w:b/>
+                <w:sz w:val="22"/>
+              </w:rPr>
+              <w:t>Equipo.vue</w:t>
+            </w:r>
+          </w:p>
+        </w:tc>
+        <w:tc>
+          <w:tcPr>
+            <w:tcW w:type="dxa" w:w="4816"/>
+          </w:tcPr>
+          <w:p>
+            <w:r/>
+            <w:r>
+              <w:rPr>
+                <w:rFonts w:ascii="Calibri" w:hAnsi="Calibri" w:eastAsia="Calibri"/>
+                <w:b w:val="0"/>
+                <w:sz w:val="22"/>
+              </w:rPr>
+              <w:t>Muestra el equipo personal, guarda con POST y lista los equipos con GET.</w:t>
+            </w:r>
+          </w:p>
+        </w:tc>
+      </w:tr>
+      <w:tr>
+        <w:tc>
+          <w:tcPr>
+            <w:tcW w:type="dxa" w:w="4816"/>
+          </w:tcPr>
+          <w:p>
+            <w:r/>
+            <w:r>
+              <w:rPr>
+                <w:rFonts w:ascii="Calibri" w:hAnsi="Calibri" w:eastAsia="Calibri"/>
+                <w:b/>
+                <w:sz w:val="22"/>
+              </w:rPr>
+              <w:t>Pinia_Pokemon.js</w:t>
+            </w:r>
+          </w:p>
+        </w:tc>
+        <w:tc>
+          <w:tcPr>
+            <w:tcW w:type="dxa" w:w="4816"/>
+          </w:tcPr>
+          <w:p>
+            <w:r/>
+            <w:r>
+              <w:rPr>
+                <w:rFonts w:ascii="Calibri" w:hAnsi="Calibri" w:eastAsia="Calibri"/>
+                <w:b w:val="0"/>
+                <w:sz w:val="22"/>
+              </w:rPr>
+              <w:t>Store. Ahi esta el state, el getter del filtro y las actions asincronicas.</w:t>
+            </w:r>
+          </w:p>
+        </w:tc>
+      </w:tr>
+    </w:tbl>
+    <w:p/>
+    <w:p>
+      <w:pPr>
+        <w:spacing w:after="160"/>
+      </w:pPr>
+      <w:r>
+        <w:rPr>
+          <w:rFonts w:ascii="Calibri" w:hAnsi="Calibri" w:eastAsia="Calibri"/>
+          <w:b w:val="0"/>
+          <w:sz w:val="24"/>
+        </w:rPr>
+        <w:t>Store de Pinia (PokemonPinia):</w:t>
       </w:r>
     </w:p>
     <w:p>
@@ -292,7 +705,7 @@
           <w:b w:val="0"/>
           <w:sz w:val="24"/>
         </w:rPr>
-        <w:t>Listado.vue: carga los pokemones y el buscador</w:t>
+        <w:t>State: listaPokemon, seleccionados (equipoPersonal), busqueda y equiposGuardados</w:t>
       </w:r>
     </w:p>
     <w:p>
@@ -305,7 +718,7 @@
           <w:b w:val="0"/>
           <w:sz w:val="24"/>
         </w:rPr>
-        <w:t>PokemonCard.vue: la tarjeta con la foto, el tipo y las habilidades</w:t>
+        <w:t>Getter: pokemonFiltrados. Filtra por nombre mientras se escribe</w:t>
       </w:r>
     </w:p>
     <w:p>
@@ -318,68 +731,151 @@
           <w:b w:val="0"/>
           <w:sz w:val="24"/>
         </w:rPr>
-        <w:t>Equipo.vue: el equipo, el boton de guardar y los equipos de la base</w:t>
+        <w:t>Actions: cargarListaPokemon, guardarPokemon, quitarPokemon, guardarEquipoEnBD y cargarEquiposDeBD</w:t>
       </w:r>
     </w:p>
     <w:p>
+      <w:pPr>
+        <w:spacing w:after="160"/>
+      </w:pPr>
       <w:r>
         <w:rPr>
           <w:rFonts w:ascii="Calibri" w:hAnsi="Calibri" w:eastAsia="Calibri"/>
           <w:b w:val="0"/>
           <w:sz w:val="24"/>
         </w:rPr>
-        <w:t>En pinia tenemos listaPokemon, seleccionados (el equipo), la busqueda y los equipos que ya estan guardados. El getter pokemonFiltrados es el que filtra cuando escribis. Las functions async estan en el store porque el profe dijo que las actions tenian que hacer las llamadas.</w:t>
+        <w:t>Los dos componentes usan const Pinia = PokemonPinia(), por eso ven el mismo equipo. Si agrego un pokemon en el listado, Equipo.vue se actualiza solo.</w:t>
       </w:r>
     </w:p>
     <w:p>
+      <w:pPr>
+        <w:spacing w:before="280" w:after="160"/>
+      </w:pPr>
       <w:r>
         <w:rPr>
           <w:rFonts w:ascii="Calibri" w:hAnsi="Calibri" w:eastAsia="Calibri"/>
           <w:b/>
-          <w:color w:val="B42814"/>
+          <w:color w:val="C03014"/>
           <w:sz w:val="32"/>
         </w:rPr>
-        <w:t>3. Coneccion API y base de datos</w:t>
+        <w:t>3. Conexion API / BD</w:t>
       </w:r>
     </w:p>
     <w:p>
+      <w:pPr>
+        <w:spacing w:after="160"/>
+      </w:pPr>
       <w:r>
         <w:rPr>
           <w:rFonts w:ascii="Calibri" w:hAnsi="Calibri" w:eastAsia="Calibri"/>
           <w:b w:val="0"/>
           <w:sz w:val="24"/>
         </w:rPr>
-        <w:t>Cuando se abre Listado.vue, onMounted llama a cargarListaPokemon(). Ahi hacemos el get a https://pokeapi.co/api/v2/pokemon?limit=151. Eso solo trae el nombre y la url, no trae la imagen ni los tipos. Por eso despues hacemos otro get a cada url, ahi si viene la foto, los tipos y las habilidades. Eso tarda un toque porque son 151.</w:t>
+        <w:t>Toda la logica asincronica esta en las actions de Pinia, como pedia la rubrica. Los componentes solo llaman a esas funciones.</w:t>
       </w:r>
     </w:p>
     <w:p>
+      <w:pPr>
+        <w:spacing w:after="160"/>
+      </w:pPr>
       <w:r>
         <w:rPr>
           <w:rFonts w:ascii="Calibri" w:hAnsi="Calibri" w:eastAsia="Calibri"/>
           <w:b w:val="0"/>
           <w:sz w:val="24"/>
         </w:rPr>
-        <w:t>Para no esperar de a uno usamos Promise.all. Cuando termina se guarda todo en listaPokemon. El buscador esta con v-model en Pinia.busqueda y el getter va filtrando.</w:t>
+        <w:t>3.1 Llamada a la PokeAPI</w:t>
       </w:r>
     </w:p>
     <w:p>
+      <w:pPr>
+        <w:spacing w:after="160"/>
+      </w:pPr>
       <w:r>
         <w:rPr>
           <w:rFonts w:ascii="Calibri" w:hAnsi="Calibri" w:eastAsia="Calibri"/>
           <w:b w:val="0"/>
           <w:sz w:val="24"/>
         </w:rPr>
-        <w:t>Si haces click en una carta, la funcion elegir mira si ya esta en el equipo. Si no esta lo agrega con guardarPokemon (es un push). Si ya esta lo saca. No dejamos mas de 6 porque sino era cualquiera.</w:t>
+        <w:t>Cuando se monta Listado.vue se ejecuta onMounted y se llama a cargarListaPokemon(). Primero se hace un GET a https://pokeapi.co/api/v2/pokemon?limit=151. Esa respuesta trae solo name y url, no trae la imagen ni los tipos.</w:t>
       </w:r>
     </w:p>
     <w:p>
+      <w:pPr>
+        <w:spacing w:after="160"/>
+      </w:pPr>
       <w:r>
         <w:rPr>
           <w:rFonts w:ascii="Calibri" w:hAnsi="Calibri" w:eastAsia="Calibri"/>
           <w:b w:val="0"/>
           <w:sz w:val="24"/>
         </w:rPr>
-        <w:t>El back esta en localhost:3000 y el front en 5173. Por eso hay que poner cors, si no el navegador no deja. La tabla equipos tiene id, nombre, pokemones (json) y fecha_creacion.</w:t>
+        <w:t>Por eso hacemos una segunda llamada a poke.url por cada pokemon, para obtener imagen, tipos y habilidades. Las 151 se disparan en paralelo con Promise.all para que no tarde tanto. Cuando terminan se guardan en listaPokemon.</w:t>
+      </w:r>
+    </w:p>
+    <w:p>
+      <w:pPr>
+        <w:spacing w:after="160"/>
+      </w:pPr>
+      <w:r>
+        <w:rPr>
+          <w:rFonts w:ascii="Calibri" w:hAnsi="Calibri" w:eastAsia="Calibri"/>
+          <w:b w:val="0"/>
+          <w:sz w:val="24"/>
+        </w:rPr>
+        <w:t>El buscador esta unido con v-model a Pinia.busqueda. El getter pokemonFiltrados usa esa variable y filtra la lista en tiempo real, sin volver a pegarle a la API.</w:t>
+      </w:r>
+    </w:p>
+    <w:p>
+      <w:pPr>
+        <w:spacing w:after="160"/>
+      </w:pPr>
+      <w:r>
+        <w:rPr>
+          <w:rFonts w:ascii="Calibri" w:hAnsi="Calibri" w:eastAsia="Calibri"/>
+          <w:b w:val="0"/>
+          <w:sz w:val="24"/>
+        </w:rPr>
+        <w:t>3.2 Equipo personal</w:t>
+      </w:r>
+    </w:p>
+    <w:p>
+      <w:pPr>
+        <w:spacing w:after="160"/>
+      </w:pPr>
+      <w:r>
+        <w:rPr>
+          <w:rFonts w:ascii="Calibri" w:hAnsi="Calibri" w:eastAsia="Calibri"/>
+          <w:b w:val="0"/>
+          <w:sz w:val="24"/>
+        </w:rPr>
+        <w:t>Si el usuario hace click en una tarjeta, elegir(i) mira si ese pokemon ya esta en seleccionados. Si no esta, llama a guardarPokemon (hace push). Si ya esta, lo saca. El maximo es 6.</w:t>
+      </w:r>
+    </w:p>
+    <w:p>
+      <w:pPr>
+        <w:spacing w:after="160"/>
+      </w:pPr>
+      <w:r>
+        <w:rPr>
+          <w:rFonts w:ascii="Calibri" w:hAnsi="Calibri" w:eastAsia="Calibri"/>
+          <w:b w:val="0"/>
+          <w:sz w:val="24"/>
+        </w:rPr>
+        <w:t>3.3 Guardado en MySQL</w:t>
+      </w:r>
+    </w:p>
+    <w:p>
+      <w:pPr>
+        <w:spacing w:after="160"/>
+      </w:pPr>
+      <w:r>
+        <w:rPr>
+          <w:rFonts w:ascii="Calibri" w:hAnsi="Calibri" w:eastAsia="Calibri"/>
+          <w:b w:val="0"/>
+          <w:sz w:val="24"/>
+        </w:rPr>
+        <w:t>El backend corre en localhost:3000 y el frontend en localhost:5173. Cors deja que el navegador hable entre esos dos puertos. La tabla equipos tiene id, nombre, pokemones (JSON) y fecha_creacion.</w:t>
       </w:r>
     </w:p>
     <w:p>
@@ -392,7 +888,7 @@
           <w:b w:val="0"/>
           <w:sz w:val="24"/>
         </w:rPr>
-        <w:t>GET /api/listado: trae los equipos, se usa cuando arranca Equipo.vue</w:t>
+        <w:t>GET /api/listado: SELECT * FROM equipos. Se usa al iniciar Equipo.vue para cargar lo guardado.</w:t>
       </w:r>
     </w:p>
     <w:p>
@@ -405,58 +901,73 @@
           <w:b w:val="0"/>
           <w:sz w:val="24"/>
         </w:rPr>
-        <w:t>POST /api/guardar: inserta el nombre y el array de pokemones</w:t>
+        <w:t>POST /api/guardar: INSERT del nombre y del array seleccionados pasado a JSON.</w:t>
       </w:r>
     </w:p>
     <w:p>
+      <w:pPr>
+        <w:spacing w:after="160"/>
+      </w:pPr>
       <w:r>
         <w:rPr>
           <w:rFonts w:ascii="Calibri" w:hAnsi="Calibri" w:eastAsia="Calibri"/>
           <w:b w:val="0"/>
           <w:sz w:val="24"/>
         </w:rPr>
-        <w:t>En pinia, guardarEquipoEnBD arma nuevoEquipo y hace el post. cargarEquiposDeBD hace el get. Asi cumplimos lo de cargar y guardar.</w:t>
+        <w:t>En Pinia, guardarEquipoEnBD arma el objeto nuevoEquipo y hace axios.post a http://localhost:3000/api/guardar. Despues llama a cargarEquiposDeBD, que hace axios.get a /api/listado y llena equiposGuardados. Asi se cumple el CRUD minimo: cargar (GET) y guardar (POST).</w:t>
       </w:r>
     </w:p>
     <w:p>
+      <w:pPr>
+        <w:spacing w:before="280" w:after="160"/>
+      </w:pPr>
       <w:r>
         <w:rPr>
           <w:rFonts w:ascii="Calibri" w:hAnsi="Calibri" w:eastAsia="Calibri"/>
           <w:b/>
-          <w:color w:val="B42814"/>
+          <w:color w:val="C03014"/>
           <w:sz w:val="32"/>
         </w:rPr>
         <w:t>4. Conclusion</w:t>
       </w:r>
     </w:p>
     <w:p>
+      <w:pPr>
+        <w:spacing w:after="160"/>
+      </w:pPr>
       <w:r>
         <w:rPr>
           <w:rFonts w:ascii="Calibri" w:hAnsi="Calibri" w:eastAsia="Calibri"/>
           <w:b w:val="0"/>
           <w:sz w:val="24"/>
         </w:rPr>
-        <w:t>Al final nos salio la pagina y se entiende bastante. Lo que mas me quedo es que pinia sirve para que el listado y el equipo vean lo mismo sin estar pasando datos de un lado al otro.</w:t>
+        <w:t>Pudimos armar una SPA que consume una API real, guarda el estado en Pinia y persiste el equipo en MySQL. Lo mas importante que vimos es la diferencia entre un dato local de un componente y un dato global de la store: Listado y Equipo ven el mismo equipo porque ambos usan PokemonPinia().</w:t>
       </w:r>
     </w:p>
     <w:p>
+      <w:pPr>
+        <w:spacing w:after="160"/>
+      </w:pPr>
       <w:r>
         <w:rPr>
           <w:rFonts w:ascii="Calibri" w:hAnsi="Calibri" w:eastAsia="Calibri"/>
           <w:b w:val="0"/>
           <w:sz w:val="24"/>
         </w:rPr>
-        <w:t>Tambien vimos lo de async/await, porque la api tarda y si no usas eso se traba o no llega a mostrar nada.</w:t>
+        <w:t>Tambien entendimos para que sirve una llamada asincronica: la PokeAPI tarda, entonces usamos async/await para no trabar la pagina y mostramos un mensaje de carga.</w:t>
       </w:r>
     </w:p>
     <w:p>
+      <w:pPr>
+        <w:spacing w:after="160"/>
+      </w:pPr>
       <w:r>
         <w:rPr>
           <w:rFonts w:ascii="Calibri" w:hAnsi="Calibri" w:eastAsia="Calibri"/>
           <w:b w:val="0"/>
           <w:sz w:val="24"/>
         </w:rPr>
-        <w:t>Dificultades:</w:t>
+        <w:t>Dificultades encontradas:</w:t>
       </w:r>
     </w:p>
     <w:p>
@@ -469,7 +980,7 @@
           <w:b w:val="0"/>
           <w:sz w:val="24"/>
         </w:rPr>
-        <w:t>Al principio no entendia porque no venia la imagen, hasta que vimos que habia que hacer el segundo get</w:t>
+        <w:t>La lista de la PokeAPI no trae la imagen. Hubo que hacer el segundo GET de cada pokemon.</w:t>
       </w:r>
     </w:p>
     <w:p>
@@ -482,7 +993,7 @@
           <w:b w:val="0"/>
           <w:sz w:val="24"/>
         </w:rPr>
-        <w:t>Nos costo lo de cors, el front y el back estan en distintos puertos</w:t>
+        <w:t>El frontend y el backend estan en puertos distintos, por eso hay que usar cors.</w:t>
       </w:r>
     </w:p>
     <w:p>
@@ -495,28 +1006,47 @@
           <w:b w:val="0"/>
           <w:sz w:val="24"/>
         </w:rPr>
-        <w:t>Si no prendias xampp el server.js no conectaba a mysql</w:t>
+        <w:t>MySQL tiene que estar prendido antes de levantar node server.js, si no no guarda.</w:t>
       </w:r>
     </w:p>
     <w:p>
+      <w:pPr>
+        <w:spacing w:after="160"/>
+      </w:pPr>
       <w:r>
         <w:rPr>
           <w:rFonts w:ascii="Calibri" w:hAnsi="Calibri" w:eastAsia="Calibri"/>
           <w:b w:val="0"/>
           <w:sz w:val="24"/>
         </w:rPr>
-        <w:t>El trabajo lo fuimos haciendo entre todos, uno mas en el front, otro en el back y otro en el informe. Despues lo juntamos y lo probamos.</w:t>
+        <w:t>Aprendimos a separar la interfaz en componentes, a meter las llamadas HTTP en las actions de Pinia y a conectar Vue con un backend simple. El codigo quedo en GitHub para que se pueda ver y levantar con npm install y npm run dev.</w:t>
       </w:r>
     </w:p>
     <w:p>
+      <w:pPr>
+        <w:spacing w:before="280" w:after="160"/>
+      </w:pPr>
       <w:r>
         <w:rPr>
           <w:rFonts w:ascii="Calibri" w:hAnsi="Calibri" w:eastAsia="Calibri"/>
           <w:b/>
-          <w:color w:val="B42814"/>
+          <w:color w:val="C03014"/>
           <w:sz w:val="32"/>
         </w:rPr>
-        <w:t>5. Como levantarlo</w:t>
+        <w:t>5. Repositorio y como levantarlo</w:t>
+      </w:r>
+    </w:p>
+    <w:p>
+      <w:pPr>
+        <w:spacing w:after="160"/>
+      </w:pPr>
+      <w:r>
+        <w:rPr>
+          <w:rFonts w:ascii="Calibri" w:hAnsi="Calibri" w:eastAsia="Calibri"/>
+          <w:b w:val="0"/>
+          <w:sz w:val="24"/>
+        </w:rPr>
+        <w:t>Repositorio: https://github.com/alejomcorti/pokedex</w:t>
       </w:r>
     </w:p>
     <w:p>
@@ -529,7 +1059,7 @@
           <w:b w:val="0"/>
           <w:sz w:val="24"/>
         </w:rPr>
-        <w:t>importar backend/pokedex.sql en phpmyadmin</w:t>
+        <w:t>Importar backend/pokedex.sql en phpMyAdmin (o MySQL)</w:t>
       </w:r>
     </w:p>
     <w:p>
@@ -542,7 +1072,7 @@
           <w:b w:val="0"/>
           <w:sz w:val="24"/>
         </w:rPr>
-        <w:t>en backend: npm install y node server.js</w:t>
+        <w:t>Backend: cd backend, npm install, node server.js</w:t>
       </w:r>
     </w:p>
     <w:p>
@@ -555,7 +1085,7 @@
           <w:b w:val="0"/>
           <w:sz w:val="24"/>
         </w:rPr>
-        <w:t>en la carpeta del proyecto: npm install y npm run dev</w:t>
+        <w:t>Frontend: npm install, npm run dev</w:t>
       </w:r>
     </w:p>
     <w:p>
@@ -568,22 +1098,12 @@
           <w:b w:val="0"/>
           <w:sz w:val="24"/>
         </w:rPr>
-        <w:t>abrir localhost:5173</w:t>
-      </w:r>
-    </w:p>
-    <w:p>
-      <w:r>
-        <w:rPr>
-          <w:rFonts w:ascii="Calibri" w:hAnsi="Calibri" w:eastAsia="Calibri"/>
-          <w:b w:val="0"/>
-          <w:sz w:val="24"/>
-        </w:rPr>
-        <w:t>Falta poner los nombres de verdad en la portada.</w:t>
+        <w:t>Abrir http://localhost:5173</w:t>
       </w:r>
     </w:p>
     <w:sectPr>
       <w:pgSz w:w="12240" w:h="15840"/>
-      <w:pgMar w:top="1134" w:right="1417" w:bottom="1134" w:left="1417" w:header="720" w:footer="720" w:gutter="0"/>
+      <w:pgMar w:top="1134" w:right="1304" w:bottom="1134" w:left="1304" w:header="720" w:footer="720" w:gutter="0"/>
       <w:cols w:space="720"/>
       <w:docGrid w:linePitch="360"/>
     </w:sectPr>

--- a/Informe_TP3_Pokedex.docx
+++ b/Informe_TP3_Pokedex.docx
@@ -2,8 +2,6 @@
 <file path=word/document.xml><?xml version="1.0" encoding="utf-8"?>
 <w:document xmlns:wpc="http://schemas.microsoft.com/office/word/2010/wordprocessingCanvas" xmlns:mo="http://schemas.microsoft.com/office/mac/office/2008/main" xmlns:mc="http://schemas.openxmlformats.org/markup-compatibility/2006" xmlns:mv="urn:schemas-microsoft-com:mac:vml" xmlns:o="urn:schemas-microsoft-com:office:office" xmlns:r="http://schemas.openxmlformats.org/officeDocument/2006/relationships" xmlns:m="http://schemas.openxmlformats.org/officeDocument/2006/math" xmlns:v="urn:schemas-microsoft-com:vml" xmlns:wp14="http://schemas.microsoft.com/office/word/2010/wordprocessingDrawing" xmlns:wp="http://schemas.openxmlformats.org/drawingml/2006/wordprocessingDrawing" xmlns:w10="urn:schemas-microsoft-com:office:word" xmlns:w="http://schemas.openxmlformats.org/wordprocessingml/2006/main" xmlns:w14="http://schemas.microsoft.com/office/word/2010/wordml" xmlns:wpg="http://schemas.microsoft.com/office/word/2010/wordprocessingGroup" xmlns:wpi="http://schemas.microsoft.com/office/word/2010/wordprocessingInk" xmlns:wne="http://schemas.microsoft.com/office/word/2006/wordml" xmlns:wps="http://schemas.microsoft.com/office/word/2010/wordprocessingShape" mc:Ignorable="w14 wp14">
   <w:body>
-    <w:p/>
-    <w:p/>
     <w:p>
       <w:pPr>
         <w:jc w:val="center"/>
@@ -12,10 +10,9 @@
         <w:rPr>
           <w:rFonts w:ascii="Calibri" w:hAnsi="Calibri" w:eastAsia="Calibri"/>
           <w:b/>
-          <w:color w:val="C03014"/>
-          <w:sz w:val="28"/>
+          <w:sz w:val="32"/>
         </w:rPr>
-        <w:t>TRABAJO PRACTICO FINAL</w:t>
+        <w:t>Trabajo Practico Final</w:t>
       </w:r>
     </w:p>
     <w:p>
@@ -26,8 +23,7 @@
         <w:rPr>
           <w:rFonts w:ascii="Calibri" w:hAnsi="Calibri" w:eastAsia="Calibri"/>
           <w:b/>
-          <w:color w:val="202020"/>
-          <w:sz w:val="64"/>
+          <w:sz w:val="52"/>
         </w:rPr>
         <w:t>Pokedex</w:t>
       </w:r>
@@ -40,296 +36,104 @@
         <w:rPr>
           <w:rFonts w:ascii="Calibri" w:hAnsi="Calibri" w:eastAsia="Calibri"/>
           <w:b w:val="0"/>
-          <w:sz w:val="32"/>
+          <w:sz w:val="28"/>
         </w:rPr>
-        <w:t>API, Vue.js y Pinia</w:t>
+        <w:t>Programacion III</w:t>
       </w:r>
     </w:p>
     <w:p/>
-    <w:tbl>
-      <w:tblPr>
-        <w:tblStyle w:val="TableGrid"/>
-        <w:tblW w:type="auto" w:w="0"/>
-        <w:jc w:val="center"/>
-        <w:tblLook w:firstColumn="1" w:firstRow="1" w:lastColumn="0" w:lastRow="0" w:noHBand="0" w:noVBand="1" w:val="04A0"/>
-      </w:tblPr>
-      <w:tblGrid>
-        <w:gridCol w:w="4816"/>
-        <w:gridCol w:w="4816"/>
-      </w:tblGrid>
-      <w:tr>
-        <w:tc>
-          <w:tcPr>
-            <w:tcW w:type="dxa" w:w="2551"/>
-            <w:shd w:fill="C03014" w:val="clear"/>
-          </w:tcPr>
-          <w:p>
-            <w:r/>
-            <w:r>
-              <w:rPr>
-                <w:rFonts w:ascii="Calibri" w:hAnsi="Calibri" w:eastAsia="Calibri"/>
-                <w:b/>
-                <w:color w:val="FFFFFF"/>
-                <w:sz w:val="24"/>
-              </w:rPr>
-              <w:t>Materia</w:t>
-            </w:r>
-          </w:p>
-        </w:tc>
-        <w:tc>
-          <w:tcPr>
-            <w:tcW w:type="dxa" w:w="6236"/>
-          </w:tcPr>
-          <w:p>
-            <w:r/>
-            <w:r>
-              <w:rPr>
-                <w:rFonts w:ascii="Calibri" w:hAnsi="Calibri" w:eastAsia="Calibri"/>
-                <w:b w:val="0"/>
-                <w:sz w:val="24"/>
-              </w:rPr>
-              <w:t>Programacion III</w:t>
-            </w:r>
-          </w:p>
-        </w:tc>
-      </w:tr>
-      <w:tr>
-        <w:tc>
-          <w:tcPr>
-            <w:tcW w:type="dxa" w:w="2551"/>
-            <w:shd w:fill="C03014" w:val="clear"/>
-          </w:tcPr>
-          <w:p>
-            <w:r/>
-            <w:r>
-              <w:rPr>
-                <w:rFonts w:ascii="Calibri" w:hAnsi="Calibri" w:eastAsia="Calibri"/>
-                <w:b/>
-                <w:color w:val="FFFFFF"/>
-                <w:sz w:val="24"/>
-              </w:rPr>
-              <w:t>Nivel</w:t>
-            </w:r>
-          </w:p>
-        </w:tc>
-        <w:tc>
-          <w:tcPr>
-            <w:tcW w:type="dxa" w:w="6236"/>
-          </w:tcPr>
-          <w:p>
-            <w:r/>
-            <w:r>
-              <w:rPr>
-                <w:rFonts w:ascii="Calibri" w:hAnsi="Calibri" w:eastAsia="Calibri"/>
-                <w:b w:val="0"/>
-                <w:sz w:val="24"/>
-              </w:rPr>
-              <w:t>Secundaria</w:t>
-            </w:r>
-          </w:p>
-        </w:tc>
-      </w:tr>
-      <w:tr>
-        <w:tc>
-          <w:tcPr>
-            <w:tcW w:type="dxa" w:w="2551"/>
-            <w:shd w:fill="C03014" w:val="clear"/>
-          </w:tcPr>
-          <w:p>
-            <w:r/>
-            <w:r>
-              <w:rPr>
-                <w:rFonts w:ascii="Calibri" w:hAnsi="Calibri" w:eastAsia="Calibri"/>
-                <w:b/>
-                <w:color w:val="FFFFFF"/>
-                <w:sz w:val="24"/>
-              </w:rPr>
-              <w:t>Año</w:t>
-            </w:r>
-          </w:p>
-        </w:tc>
-        <w:tc>
-          <w:tcPr>
-            <w:tcW w:type="dxa" w:w="6236"/>
-          </w:tcPr>
-          <w:p>
-            <w:r/>
-            <w:r>
-              <w:rPr>
-                <w:rFonts w:ascii="Calibri" w:hAnsi="Calibri" w:eastAsia="Calibri"/>
-                <w:b w:val="0"/>
-                <w:sz w:val="24"/>
-              </w:rPr>
-              <w:t>2026</w:t>
-            </w:r>
-          </w:p>
-        </w:tc>
-      </w:tr>
-      <w:tr>
-        <w:tc>
-          <w:tcPr>
-            <w:tcW w:type="dxa" w:w="2551"/>
-            <w:shd w:fill="C03014" w:val="clear"/>
-          </w:tcPr>
-          <w:p>
-            <w:r/>
-            <w:r>
-              <w:rPr>
-                <w:rFonts w:ascii="Calibri" w:hAnsi="Calibri" w:eastAsia="Calibri"/>
-                <w:b/>
-                <w:color w:val="FFFFFF"/>
-                <w:sz w:val="24"/>
-              </w:rPr>
-              <w:t>Titulo</w:t>
-            </w:r>
-          </w:p>
-        </w:tc>
-        <w:tc>
-          <w:tcPr>
-            <w:tcW w:type="dxa" w:w="6236"/>
-          </w:tcPr>
-          <w:p>
-            <w:r/>
-            <w:r>
-              <w:rPr>
-                <w:rFonts w:ascii="Calibri" w:hAnsi="Calibri" w:eastAsia="Calibri"/>
-                <w:b w:val="0"/>
-                <w:sz w:val="24"/>
-              </w:rPr>
-              <w:t>Pokedex - Trabajo Practico Final</w:t>
-            </w:r>
-          </w:p>
-        </w:tc>
-      </w:tr>
-      <w:tr>
-        <w:tc>
-          <w:tcPr>
-            <w:tcW w:type="dxa" w:w="2551"/>
-            <w:shd w:fill="C03014" w:val="clear"/>
-          </w:tcPr>
-          <w:p>
-            <w:r/>
-            <w:r>
-              <w:rPr>
-                <w:rFonts w:ascii="Calibri" w:hAnsi="Calibri" w:eastAsia="Calibri"/>
-                <w:b/>
-                <w:color w:val="FFFFFF"/>
-                <w:sz w:val="24"/>
-              </w:rPr>
-              <w:t>Integrante</w:t>
-            </w:r>
-          </w:p>
-        </w:tc>
-        <w:tc>
-          <w:tcPr>
-            <w:tcW w:type="dxa" w:w="6236"/>
-          </w:tcPr>
-          <w:p>
-            <w:r/>
-            <w:r>
-              <w:rPr>
-                <w:rFonts w:ascii="Calibri" w:hAnsi="Calibri" w:eastAsia="Calibri"/>
-                <w:b w:val="0"/>
-                <w:sz w:val="24"/>
-              </w:rPr>
-              <w:t>Alejo Corti</w:t>
-            </w:r>
-          </w:p>
-        </w:tc>
-      </w:tr>
-      <w:tr>
-        <w:tc>
-          <w:tcPr>
-            <w:tcW w:type="dxa" w:w="2551"/>
-            <w:shd w:fill="C03014" w:val="clear"/>
-          </w:tcPr>
-          <w:p>
-            <w:r/>
-            <w:r>
-              <w:rPr>
-                <w:rFonts w:ascii="Calibri" w:hAnsi="Calibri" w:eastAsia="Calibri"/>
-                <w:b/>
-                <w:color w:val="FFFFFF"/>
-                <w:sz w:val="24"/>
-              </w:rPr>
-              <w:t>Rol</w:t>
-            </w:r>
-          </w:p>
-        </w:tc>
-        <w:tc>
-          <w:tcPr>
-            <w:tcW w:type="dxa" w:w="6236"/>
-          </w:tcPr>
-          <w:p>
-            <w:r/>
-            <w:r>
-              <w:rPr>
-                <w:rFonts w:ascii="Calibri" w:hAnsi="Calibri" w:eastAsia="Calibri"/>
-                <w:b w:val="0"/>
-                <w:sz w:val="24"/>
-              </w:rPr>
-              <w:t>Frontend (Vue/Pinia), backend y documentacion</w:t>
-            </w:r>
-          </w:p>
-        </w:tc>
-      </w:tr>
-    </w:tbl>
     <w:p>
       <w:r>
-        <w:br w:type="page"/>
+        <w:rPr>
+          <w:rFonts w:ascii="Calibri" w:hAnsi="Calibri" w:eastAsia="Calibri"/>
+          <w:b w:val="0"/>
+          <w:sz w:val="24"/>
+        </w:rPr>
+        <w:t>Materia: Programacion III</w:t>
+      </w:r>
+    </w:p>
+    <w:p>
+      <w:r>
+        <w:rPr>
+          <w:rFonts w:ascii="Calibri" w:hAnsi="Calibri" w:eastAsia="Calibri"/>
+          <w:b w:val="0"/>
+          <w:sz w:val="24"/>
+        </w:rPr>
+        <w:t>Año: 2026</w:t>
+      </w:r>
+    </w:p>
+    <w:p>
+      <w:r>
+        <w:rPr>
+          <w:rFonts w:ascii="Calibri" w:hAnsi="Calibri" w:eastAsia="Calibri"/>
+          <w:b w:val="0"/>
+          <w:sz w:val="24"/>
+        </w:rPr>
+        <w:t>Tema: Frontend uso de api y libreria de pinia</w:t>
+      </w:r>
+    </w:p>
+    <w:p>
+      <w:r>
+        <w:rPr>
+          <w:rFonts w:ascii="Calibri" w:hAnsi="Calibri" w:eastAsia="Calibri"/>
+          <w:b w:val="0"/>
+          <w:sz w:val="24"/>
+        </w:rPr>
+        <w:t>Integrante: Alejo Corti</w:t>
+      </w:r>
+    </w:p>
+    <w:p>
+      <w:r>
+        <w:rPr>
+          <w:rFonts w:ascii="Calibri" w:hAnsi="Calibri" w:eastAsia="Calibri"/>
+          <w:b w:val="0"/>
+          <w:sz w:val="24"/>
+        </w:rPr>
+        <w:t>Rol: hice el frontend con vue y pinia, el backend y este informe</w:t>
       </w:r>
     </w:p>
     <w:p>
       <w:pPr>
-        <w:spacing w:before="280" w:after="160"/>
+        <w:spacing w:before="240"/>
       </w:pPr>
       <w:r>
         <w:rPr>
           <w:rFonts w:ascii="Calibri" w:hAnsi="Calibri" w:eastAsia="Calibri"/>
           <w:b/>
-          <w:color w:val="C03014"/>
+          <w:color w:val="B42814"/>
           <w:sz w:val="32"/>
         </w:rPr>
         <w:t>1. Introduccion</w:t>
       </w:r>
     </w:p>
     <w:p>
-      <w:pPr>
-        <w:spacing w:after="160"/>
-      </w:pPr>
       <w:r>
         <w:rPr>
           <w:rFonts w:ascii="Calibri" w:hAnsi="Calibri" w:eastAsia="Calibri"/>
           <w:b w:val="0"/>
           <w:sz w:val="24"/>
         </w:rPr>
-        <w:t>Este trabajo es una aplicacion web tipo Pokedex. La idea es mostrar los 151 pokemones de la primera generacion, dejar que el usuario arme un equipo personal (hasta 6) y guardar ese equipo en una base de datos MySQL.</w:t>
+        <w:t>En este trabajo hice una pokedex. Basicamente podes ver los 151 pokemones, buscarlos por nombre y armar un equipo. Despues ese equipo se guarda en mysql para que no se pierda cuando recargas la pagina.</w:t>
       </w:r>
     </w:p>
     <w:p>
-      <w:pPr>
-        <w:spacing w:after="160"/>
-      </w:pPr>
       <w:r>
         <w:rPr>
           <w:rFonts w:ascii="Calibri" w:hAnsi="Calibri" w:eastAsia="Calibri"/>
           <w:b w:val="0"/>
           <w:sz w:val="24"/>
         </w:rPr>
-        <w:t>El proyecto se hizo como una SPA (una sola pagina). El listado, el buscador y el equipo se ven al mismo tiempo y se actualizan solos cuando cambian los datos en Pinia.</w:t>
+        <w:t>Lo hice con vue.js y pinia. Pinia es la libreria que usamos para guardar los datos, tipo la lista de pokemones y el equipo. Para hablar con la api use axios, con el metodo get y el post. El backend esta hecho con node, express y mysql.</w:t>
       </w:r>
     </w:p>
     <w:p>
-      <w:pPr>
-        <w:spacing w:after="160"/>
-      </w:pPr>
       <w:r>
         <w:rPr>
           <w:rFonts w:ascii="Calibri" w:hAnsi="Calibri" w:eastAsia="Calibri"/>
           <w:b w:val="0"/>
           <w:sz w:val="24"/>
         </w:rPr>
-        <w:t>Tecnologias utilizadas:</w:t>
+        <w:t>Lo que use:</w:t>
       </w:r>
     </w:p>
     <w:p>
@@ -342,7 +146,7 @@
           <w:b w:val="0"/>
           <w:sz w:val="24"/>
         </w:rPr>
-        <w:t>Vue.js 3 con Composition API y &lt;script setup&gt;</w:t>
+        <w:t>Vue.js (script setup)</w:t>
       </w:r>
     </w:p>
     <w:p>
@@ -355,7 +159,7 @@
           <w:b w:val="0"/>
           <w:sz w:val="24"/>
         </w:rPr>
-        <w:t>Pinia para el estado global (lista, equipo y busqueda)</w:t>
+        <w:t>Pinia</w:t>
       </w:r>
     </w:p>
     <w:p>
@@ -368,7 +172,7 @@
           <w:b w:val="0"/>
           <w:sz w:val="24"/>
         </w:rPr>
-        <w:t>Axios para las llamadas HTTP asincronicas</w:t>
+        <w:t>Axios</w:t>
       </w:r>
     </w:p>
     <w:p>
@@ -381,7 +185,7 @@
           <w:b w:val="0"/>
           <w:sz w:val="24"/>
         </w:rPr>
-        <w:t>PokeAPI (https://pokeapi.co/api/v2/pokemon?limit=151)</w:t>
+        <w:t>la PokeAPI</w:t>
       </w:r>
     </w:p>
     <w:p>
@@ -394,7 +198,7 @@
           <w:b w:val="0"/>
           <w:sz w:val="24"/>
         </w:rPr>
-        <w:t>Backend en Node.js: Express, mysql2, cors y body-parser</w:t>
+        <w:t>Node, express, mysql2, cors y body-parser</w:t>
       </w:r>
     </w:p>
     <w:p>
@@ -407,292 +211,73 @@
           <w:b w:val="0"/>
           <w:sz w:val="24"/>
         </w:rPr>
-        <w:t>MySQL, base pokedex y tabla equipos</w:t>
+        <w:t>MySQL</w:t>
       </w:r>
     </w:p>
     <w:p>
       <w:pPr>
-        <w:spacing w:before="280" w:after="160"/>
+        <w:spacing w:before="240"/>
       </w:pPr>
       <w:r>
         <w:rPr>
           <w:rFonts w:ascii="Calibri" w:hAnsi="Calibri" w:eastAsia="Calibri"/>
           <w:b/>
-          <w:color w:val="C03014"/>
+          <w:color w:val="B42814"/>
           <w:sz w:val="32"/>
         </w:rPr>
         <w:t>2. Diseño y estructura</w:t>
       </w:r>
     </w:p>
     <w:p>
-      <w:pPr>
-        <w:spacing w:after="160"/>
-      </w:pPr>
       <w:r>
         <w:rPr>
           <w:rFonts w:ascii="Calibri" w:hAnsi="Calibri" w:eastAsia="Calibri"/>
           <w:b w:val="0"/>
           <w:sz w:val="24"/>
         </w:rPr>
-        <w:t>El frontend esta separado en 3 componentes, como pedia el enunciado. Pinia es el lugar donde viven los datos que se comparten entre el listado y el equipo.</w:t>
+        <w:t>Separe la pagina en 3 componentes. Al principio lo tenia mas junto y era un lio, despues lo separe para que se entienda mejor.</w:t>
       </w:r>
     </w:p>
     <w:p>
-      <w:pPr>
-        <w:spacing w:after="160"/>
-      </w:pPr>
       <w:r>
         <w:rPr>
           <w:rFonts w:ascii="Calibri" w:hAnsi="Calibri" w:eastAsia="Calibri"/>
           <w:b w:val="0"/>
           <w:sz w:val="24"/>
         </w:rPr>
-        <w:t>Diagrama de componentes y store:</w:t>
+        <w:t>Quedo mas o menos asi:</w:t>
       </w:r>
     </w:p>
     <w:p>
-      <w:pPr>
-        <w:spacing w:after="160"/>
-      </w:pPr>
       <w:r>
         <w:rPr>
           <w:rFonts w:ascii="Calibri" w:hAnsi="Calibri" w:eastAsia="Calibri"/>
           <w:b w:val="0"/>
           <w:sz w:val="24"/>
         </w:rPr>
-        <w:t xml:space="preserve">                         App.vue</w:t>
+        <w:t>App.vue</w:t>
         <w:br/>
-        <w:t xml:space="preserve">                    /               \</w:t>
+        <w:t xml:space="preserve">   Listado.vue  -&gt;  PokemonCard.vue</w:t>
         <w:br/>
-        <w:t xml:space="preserve">           Listado.vue              Equipo.vue</w:t>
+        <w:t xml:space="preserve">   Equipo.vue</w:t>
         <w:br/>
-        <w:t xml:space="preserve">                 |</w:t>
         <w:br/>
-        <w:t xml:space="preserve">          PokemonCard.vue</w:t>
+        <w:t>Los dos usan el store Pinia_Pokemon.js</w:t>
         <w:br/>
-        <w:t xml:space="preserve">                    \               /</w:t>
         <w:br/>
-        <w:t xml:space="preserve">                 Pinia_Pokemon.js</w:t>
+        <w:t>Del store sale axios a la pokeapi y tambien axios al backend (puerto 3000).</w:t>
         <w:br/>
-        <w:t xml:space="preserve">                    /               \</w:t>
-        <w:br/>
-        <w:t xml:space="preserve">         PokeAPI (axios)      Backend :3000 (axios)</w:t>
-        <w:br/>
-        <w:t xml:space="preserve">                                        |</w:t>
-        <w:br/>
-        <w:t xml:space="preserve">                                      MySQL</w:t>
+        <w:t>El backend habla con mysql.</w:t>
       </w:r>
     </w:p>
     <w:p>
-      <w:pPr>
-        <w:spacing w:after="160"/>
-      </w:pPr>
       <w:r>
         <w:rPr>
           <w:rFonts w:ascii="Calibri" w:hAnsi="Calibri" w:eastAsia="Calibri"/>
           <w:b w:val="0"/>
           <w:sz w:val="24"/>
         </w:rPr>
-        <w:t>Que hace cada parte:</w:t>
-      </w:r>
-    </w:p>
-    <w:tbl>
-      <w:tblPr>
-        <w:tblStyle w:val="TableGrid"/>
-        <w:tblW w:type="auto" w:w="0"/>
-        <w:tblLook w:firstColumn="1" w:firstRow="1" w:lastColumn="0" w:lastRow="0" w:noHBand="0" w:noVBand="1" w:val="04A0"/>
-      </w:tblPr>
-      <w:tblGrid>
-        <w:gridCol w:w="4816"/>
-        <w:gridCol w:w="4816"/>
-      </w:tblGrid>
-      <w:tr>
-        <w:tc>
-          <w:tcPr>
-            <w:tcW w:type="dxa" w:w="4816"/>
-            <w:shd w:fill="C03014" w:val="clear"/>
-          </w:tcPr>
-          <w:p>
-            <w:r/>
-            <w:r>
-              <w:rPr>
-                <w:rFonts w:ascii="Calibri" w:hAnsi="Calibri" w:eastAsia="Calibri"/>
-                <w:b/>
-                <w:color w:val="FFFFFF"/>
-                <w:sz w:val="22"/>
-              </w:rPr>
-              <w:t>Archivo / componente</w:t>
-            </w:r>
-          </w:p>
-        </w:tc>
-        <w:tc>
-          <w:tcPr>
-            <w:tcW w:type="dxa" w:w="4816"/>
-            <w:shd w:fill="C03014" w:val="clear"/>
-          </w:tcPr>
-          <w:p>
-            <w:r/>
-            <w:r>
-              <w:rPr>
-                <w:rFonts w:ascii="Calibri" w:hAnsi="Calibri" w:eastAsia="Calibri"/>
-                <w:b/>
-                <w:color w:val="FFFFFF"/>
-                <w:sz w:val="22"/>
-              </w:rPr>
-              <w:t>Que hace</w:t>
-            </w:r>
-          </w:p>
-        </w:tc>
-      </w:tr>
-      <w:tr>
-        <w:tc>
-          <w:tcPr>
-            <w:tcW w:type="dxa" w:w="4816"/>
-          </w:tcPr>
-          <w:p>
-            <w:r/>
-            <w:r>
-              <w:rPr>
-                <w:rFonts w:ascii="Calibri" w:hAnsi="Calibri" w:eastAsia="Calibri"/>
-                <w:b/>
-                <w:sz w:val="22"/>
-              </w:rPr>
-              <w:t>Listado.vue</w:t>
-            </w:r>
-          </w:p>
-        </w:tc>
-        <w:tc>
-          <w:tcPr>
-            <w:tcW w:type="dxa" w:w="4816"/>
-          </w:tcPr>
-          <w:p>
-            <w:r/>
-            <w:r>
-              <w:rPr>
-                <w:rFonts w:ascii="Calibri" w:hAnsi="Calibri" w:eastAsia="Calibri"/>
-                <w:b w:val="0"/>
-                <w:sz w:val="22"/>
-              </w:rPr>
-              <w:t>onMounted carga la lista, el buscador y recorre los pokemones con v-for. La funcion elegir() los manda a Pinia.</w:t>
-            </w:r>
-          </w:p>
-        </w:tc>
-      </w:tr>
-      <w:tr>
-        <w:tc>
-          <w:tcPr>
-            <w:tcW w:type="dxa" w:w="4816"/>
-          </w:tcPr>
-          <w:p>
-            <w:r/>
-            <w:r>
-              <w:rPr>
-                <w:rFonts w:ascii="Calibri" w:hAnsi="Calibri" w:eastAsia="Calibri"/>
-                <w:b/>
-                <w:sz w:val="22"/>
-              </w:rPr>
-              <w:t>PokemonCard.vue</w:t>
-            </w:r>
-          </w:p>
-        </w:tc>
-        <w:tc>
-          <w:tcPr>
-            <w:tcW w:type="dxa" w:w="4816"/>
-          </w:tcPr>
-          <w:p>
-            <w:r/>
-            <w:r>
-              <w:rPr>
-                <w:rFonts w:ascii="Calibri" w:hAnsi="Calibri" w:eastAsia="Calibri"/>
-                <w:b w:val="0"/>
-                <w:sz w:val="22"/>
-              </w:rPr>
-              <w:t>Tarjeta de un pokemon: imagen, tipos y habilidades. Al hacer click se elige o se saca.</w:t>
-            </w:r>
-          </w:p>
-        </w:tc>
-      </w:tr>
-      <w:tr>
-        <w:tc>
-          <w:tcPr>
-            <w:tcW w:type="dxa" w:w="4816"/>
-          </w:tcPr>
-          <w:p>
-            <w:r/>
-            <w:r>
-              <w:rPr>
-                <w:rFonts w:ascii="Calibri" w:hAnsi="Calibri" w:eastAsia="Calibri"/>
-                <w:b/>
-                <w:sz w:val="22"/>
-              </w:rPr>
-              <w:t>Equipo.vue</w:t>
-            </w:r>
-          </w:p>
-        </w:tc>
-        <w:tc>
-          <w:tcPr>
-            <w:tcW w:type="dxa" w:w="4816"/>
-          </w:tcPr>
-          <w:p>
-            <w:r/>
-            <w:r>
-              <w:rPr>
-                <w:rFonts w:ascii="Calibri" w:hAnsi="Calibri" w:eastAsia="Calibri"/>
-                <w:b w:val="0"/>
-                <w:sz w:val="22"/>
-              </w:rPr>
-              <w:t>Muestra el equipo personal, guarda con POST y lista los equipos con GET.</w:t>
-            </w:r>
-          </w:p>
-        </w:tc>
-      </w:tr>
-      <w:tr>
-        <w:tc>
-          <w:tcPr>
-            <w:tcW w:type="dxa" w:w="4816"/>
-          </w:tcPr>
-          <w:p>
-            <w:r/>
-            <w:r>
-              <w:rPr>
-                <w:rFonts w:ascii="Calibri" w:hAnsi="Calibri" w:eastAsia="Calibri"/>
-                <w:b/>
-                <w:sz w:val="22"/>
-              </w:rPr>
-              <w:t>Pinia_Pokemon.js</w:t>
-            </w:r>
-          </w:p>
-        </w:tc>
-        <w:tc>
-          <w:tcPr>
-            <w:tcW w:type="dxa" w:w="4816"/>
-          </w:tcPr>
-          <w:p>
-            <w:r/>
-            <w:r>
-              <w:rPr>
-                <w:rFonts w:ascii="Calibri" w:hAnsi="Calibri" w:eastAsia="Calibri"/>
-                <w:b w:val="0"/>
-                <w:sz w:val="22"/>
-              </w:rPr>
-              <w:t>Store. Ahi esta el state, el getter del filtro y las actions asincronicas.</w:t>
-            </w:r>
-          </w:p>
-        </w:tc>
-      </w:tr>
-    </w:tbl>
-    <w:p/>
-    <w:p>
-      <w:pPr>
-        <w:spacing w:after="160"/>
-      </w:pPr>
-      <w:r>
-        <w:rPr>
-          <w:rFonts w:ascii="Calibri" w:hAnsi="Calibri" w:eastAsia="Calibri"/>
-          <w:b w:val="0"/>
-          <w:sz w:val="24"/>
-        </w:rPr>
-        <w:t>Store de Pinia (PokemonPinia):</w:t>
+        <w:t>Los componentes:</w:t>
       </w:r>
     </w:p>
     <w:p>
@@ -705,7 +290,7 @@
           <w:b w:val="0"/>
           <w:sz w:val="24"/>
         </w:rPr>
-        <w:t>State: listaPokemon, seleccionados (equipoPersonal), busqueda y equiposGuardados</w:t>
+        <w:t>Listado.vue: muestra todos los pokemones y el buscador. onMounted carga la api. La funcion elegir(i) los manda a pinia.</w:t>
       </w:r>
     </w:p>
     <w:p>
@@ -718,7 +303,7 @@
           <w:b w:val="0"/>
           <w:sz w:val="24"/>
         </w:rPr>
-        <w:t>Getter: pokemonFiltrados. Filtra por nombre mientras se escribe</w:t>
+        <w:t>PokemonCard.vue: es la tarjeta, tiene la imagen, los tipos y las habilidades</w:t>
       </w:r>
     </w:p>
     <w:p>
@@ -731,151 +316,111 @@
           <w:b w:val="0"/>
           <w:sz w:val="24"/>
         </w:rPr>
-        <w:t>Actions: cargarListaPokemon, guardarPokemon, quitarPokemon, guardarEquipoEnBD y cargarEquiposDeBD</w:t>
+        <w:t>Equipo.vue: muestra los que elegiste, el boton de guardar equipo y los que ya estan en la base</w:t>
       </w:r>
     </w:p>
     <w:p>
-      <w:pPr>
-        <w:spacing w:after="160"/>
-      </w:pPr>
       <w:r>
         <w:rPr>
           <w:rFonts w:ascii="Calibri" w:hAnsi="Calibri" w:eastAsia="Calibri"/>
           <w:b w:val="0"/>
           <w:sz w:val="24"/>
         </w:rPr>
-        <w:t>Los dos componentes usan const Pinia = PokemonPinia(), por eso ven el mismo equipo. Si agrego un pokemon en el listado, Equipo.vue se actualiza solo.</w:t>
+        <w:t>El store se llama PokemonPinia. Ahi puse el state: listaPokemon y seleccionados (el equipo personal). Tambien esta la busqueda. El getter pokemonFiltrados es el que filtra por nombre cuando escribis. Las actions son las que hacen las llamadas con axios, tanto a la pokeapi como al backend para guardar.</w:t>
       </w:r>
     </w:p>
     <w:p>
-      <w:pPr>
-        <w:spacing w:before="280" w:after="160"/>
-      </w:pPr>
-      <w:r>
-        <w:rPr>
-          <w:rFonts w:ascii="Calibri" w:hAnsi="Calibri" w:eastAsia="Calibri"/>
-          <w:b/>
-          <w:color w:val="C03014"/>
-          <w:sz w:val="32"/>
-        </w:rPr>
-        <w:t>3. Conexion API / BD</w:t>
-      </w:r>
-    </w:p>
-    <w:p>
-      <w:pPr>
-        <w:spacing w:after="160"/>
-      </w:pPr>
       <w:r>
         <w:rPr>
           <w:rFonts w:ascii="Calibri" w:hAnsi="Calibri" w:eastAsia="Calibri"/>
           <w:b w:val="0"/>
           <w:sz w:val="24"/>
         </w:rPr>
-        <w:t>Toda la logica asincronica esta en las actions de Pinia, como pedia la rubrica. Los componentes solo llaman a esas funciones.</w:t>
+        <w:t>En los componentes pongo const Pinia = PokemonPinia() y ahi ya puedo usar todo. Si agrego un pokemon en el listado, el equipo se actualiza solo porque los dos leen el mismo store.</w:t>
       </w:r>
     </w:p>
     <w:p>
       <w:pPr>
-        <w:spacing w:after="160"/>
+        <w:spacing w:before="240"/>
       </w:pPr>
+      <w:r>
+        <w:rPr>
+          <w:rFonts w:ascii="Calibri" w:hAnsi="Calibri" w:eastAsia="Calibri"/>
+          <w:b/>
+          <w:color w:val="B42814"/>
+          <w:sz w:val="32"/>
+        </w:rPr>
+        <w:t>3. Conexion API/BD</w:t>
+      </w:r>
+    </w:p>
+    <w:p>
       <w:r>
         <w:rPr>
           <w:rFonts w:ascii="Calibri" w:hAnsi="Calibri" w:eastAsia="Calibri"/>
           <w:b w:val="0"/>
           <w:sz w:val="24"/>
         </w:rPr>
-        <w:t>3.1 Llamada a la PokeAPI</w:t>
+        <w:t>Las llamadas las hice en pinia, en las actions. Los componentes no hacen el axios directo, llaman a las functions del store.</w:t>
       </w:r>
     </w:p>
     <w:p>
-      <w:pPr>
-        <w:spacing w:after="160"/>
-      </w:pPr>
       <w:r>
         <w:rPr>
           <w:rFonts w:ascii="Calibri" w:hAnsi="Calibri" w:eastAsia="Calibri"/>
           <w:b w:val="0"/>
           <w:sz w:val="24"/>
         </w:rPr>
-        <w:t>Cuando se monta Listado.vue se ejecuta onMounted y se llama a cargarListaPokemon(). Primero se hace un GET a https://pokeapi.co/api/v2/pokemon?limit=151. Esa respuesta trae solo name y url, no trae la imagen ni los tipos.</w:t>
+        <w:t>Cuando se abre Listado.vue, onMounted llama a cargarListaPokemon(). Ahi hago axios.get('https://pokeapi.co/api/v2/pokemon?limit=151'). Eso trae el nombre y la url nomas. No trae la imagen ni los tipos ni las habilidades.</w:t>
       </w:r>
     </w:p>
     <w:p>
-      <w:pPr>
-        <w:spacing w:after="160"/>
-      </w:pPr>
       <w:r>
         <w:rPr>
           <w:rFonts w:ascii="Calibri" w:hAnsi="Calibri" w:eastAsia="Calibri"/>
           <w:b w:val="0"/>
           <w:sz w:val="24"/>
         </w:rPr>
-        <w:t>Por eso hacemos una segunda llamada a poke.url por cada pokemon, para obtener imagen, tipos y habilidades. Las 151 se disparan en paralelo con Promise.all para que no tarde tanto. Cuando terminan se guardan en listaPokemon.</w:t>
+        <w:t>Por eso hago un segundo get a la url de cada pokemon. Ahi si viene la foto, los tipos y las habilidades. Son 151, tarda un toque. Cuando termina lo guardo en listaPokemon.</w:t>
       </w:r>
     </w:p>
     <w:p>
-      <w:pPr>
-        <w:spacing w:after="160"/>
-      </w:pPr>
       <w:r>
         <w:rPr>
           <w:rFonts w:ascii="Calibri" w:hAnsi="Calibri" w:eastAsia="Calibri"/>
           <w:b w:val="0"/>
           <w:sz w:val="24"/>
         </w:rPr>
-        <w:t>El buscador esta unido con v-model a Pinia.busqueda. El getter pokemonFiltrados usa esa variable y filtra la lista en tiempo real, sin volver a pegarle a la API.</w:t>
+        <w:t>El buscador esta con v-model en Pinia.busqueda. El getter va filtrando la lista mientras escribis, no hace falta volver a llamar a la api.</w:t>
       </w:r>
     </w:p>
     <w:p>
-      <w:pPr>
-        <w:spacing w:after="160"/>
-      </w:pPr>
       <w:r>
         <w:rPr>
           <w:rFonts w:ascii="Calibri" w:hAnsi="Calibri" w:eastAsia="Calibri"/>
           <w:b w:val="0"/>
           <w:sz w:val="24"/>
         </w:rPr>
-        <w:t>3.2 Equipo personal</w:t>
+        <w:t>Si haces click en una tarjeta, elegir(i) mira si ya esta en seleccionados. Si no esta, guardarPokemon le hace push. Si ya esta, lo saca. Deje hasta 6 porque si no era cualquiera.</w:t>
       </w:r>
     </w:p>
     <w:p>
-      <w:pPr>
-        <w:spacing w:after="160"/>
-      </w:pPr>
       <w:r>
         <w:rPr>
           <w:rFonts w:ascii="Calibri" w:hAnsi="Calibri" w:eastAsia="Calibri"/>
           <w:b w:val="0"/>
           <w:sz w:val="24"/>
         </w:rPr>
-        <w:t>Si el usuario hace click en una tarjeta, elegir(i) mira si ese pokemon ya esta en seleccionados. Si no esta, llama a guardarPokemon (hace push). Si ya esta, lo saca. El maximo es 6.</w:t>
+        <w:t>Para la base de datos el front corre en localhost:5173 y el back en localhost:3000. Por eso hay que usar cors, si no el navegador no deja. La tabla se llama equipos y tiene id, nombre, pokemones y fecha_creacion. pokemones es json.</w:t>
       </w:r>
     </w:p>
     <w:p>
-      <w:pPr>
-        <w:spacing w:after="160"/>
-      </w:pPr>
       <w:r>
         <w:rPr>
           <w:rFonts w:ascii="Calibri" w:hAnsi="Calibri" w:eastAsia="Calibri"/>
           <w:b w:val="0"/>
           <w:sz w:val="24"/>
         </w:rPr>
-        <w:t>3.3 Guardado en MySQL</w:t>
-      </w:r>
-    </w:p>
-    <w:p>
-      <w:pPr>
-        <w:spacing w:after="160"/>
-      </w:pPr>
-      <w:r>
-        <w:rPr>
-          <w:rFonts w:ascii="Calibri" w:hAnsi="Calibri" w:eastAsia="Calibri"/>
-          <w:b w:val="0"/>
-          <w:sz w:val="24"/>
-        </w:rPr>
-        <w:t>El backend corre en localhost:3000 y el frontend en localhost:5173. Cors deja que el navegador hable entre esos dos puertos. La tabla equipos tiene id, nombre, pokemones (JSON) y fecha_creacion.</w:t>
+        <w:t>Los metodos del backend:</w:t>
       </w:r>
     </w:p>
     <w:p>
@@ -888,7 +433,7 @@
           <w:b w:val="0"/>
           <w:sz w:val="24"/>
         </w:rPr>
-        <w:t>GET /api/listado: SELECT * FROM equipos. Se usa al iniciar Equipo.vue para cargar lo guardado.</w:t>
+        <w:t>GET /api/listado: trae los equipos. Lo uso cuando arranca Equipo.vue</w:t>
       </w:r>
     </w:p>
     <w:p>
@@ -901,73 +446,61 @@
           <w:b w:val="0"/>
           <w:sz w:val="24"/>
         </w:rPr>
-        <w:t>POST /api/guardar: INSERT del nombre y del array seleccionados pasado a JSON.</w:t>
+        <w:t>POST /api/guardar: guarda el nombre y los pokemones que estan en pinia</w:t>
       </w:r>
     </w:p>
     <w:p>
-      <w:pPr>
-        <w:spacing w:after="160"/>
-      </w:pPr>
       <w:r>
         <w:rPr>
           <w:rFonts w:ascii="Calibri" w:hAnsi="Calibri" w:eastAsia="Calibri"/>
           <w:b w:val="0"/>
           <w:sz w:val="24"/>
         </w:rPr>
-        <w:t>En Pinia, guardarEquipoEnBD arma el objeto nuevoEquipo y hace axios.post a http://localhost:3000/api/guardar. Despues llama a cargarEquiposDeBD, que hace axios.get a /api/listado y llena equiposGuardados. Asi se cumple el CRUD minimo: cargar (GET) y guardar (POST).</w:t>
+        <w:t>En pinia, guardarEquipoEnBD arma nuevoEquipo y hace axios.post a http://localhost:3000/api/guardar. Despues cargarEquiposDeBD hace axios.get a /api/listado. Asi podes cargar lo que esta en mysql y tambien guardar el equipo.</w:t>
       </w:r>
     </w:p>
     <w:p>
       <w:pPr>
-        <w:spacing w:before="280" w:after="160"/>
+        <w:spacing w:before="240"/>
       </w:pPr>
       <w:r>
         <w:rPr>
           <w:rFonts w:ascii="Calibri" w:hAnsi="Calibri" w:eastAsia="Calibri"/>
           <w:b/>
-          <w:color w:val="C03014"/>
+          <w:color w:val="B42814"/>
           <w:sz w:val="32"/>
         </w:rPr>
         <w:t>4. Conclusion</w:t>
       </w:r>
     </w:p>
     <w:p>
-      <w:pPr>
-        <w:spacing w:after="160"/>
-      </w:pPr>
       <w:r>
         <w:rPr>
           <w:rFonts w:ascii="Calibri" w:hAnsi="Calibri" w:eastAsia="Calibri"/>
           <w:b w:val="0"/>
           <w:sz w:val="24"/>
         </w:rPr>
-        <w:t>Pudimos armar una SPA que consume una API real, guarda el estado en Pinia y persiste el equipo en MySQL. Lo mas importante que vimos es la diferencia entre un dato local de un componente y un dato global de la store: Listado y Equipo ven el mismo equipo porque ambos usan PokemonPinia().</w:t>
+        <w:t>Al final la pagina anda. Podes ver los pokemones, armar el equipo y guardarlo. Lo que mas me quedo es pinia, porque el listado y el equipo ven lo mismo sin tener que pasar los datos de un lado al otro.</w:t>
       </w:r>
     </w:p>
     <w:p>
-      <w:pPr>
-        <w:spacing w:after="160"/>
-      </w:pPr>
       <w:r>
         <w:rPr>
           <w:rFonts w:ascii="Calibri" w:hAnsi="Calibri" w:eastAsia="Calibri"/>
           <w:b w:val="0"/>
           <w:sz w:val="24"/>
         </w:rPr>
-        <w:t>Tambien entendimos para que sirve una llamada asincronica: la PokeAPI tarda, entonces usamos async/await para no trabar la pagina y mostramos un mensaje de carga.</w:t>
+        <w:t>Tambien me costo un poco lo de async await. La api tarda y si no usas eso no llega a mostrar nada o se traba.</w:t>
       </w:r>
     </w:p>
     <w:p>
-      <w:pPr>
-        <w:spacing w:after="160"/>
-      </w:pPr>
       <w:r>
         <w:rPr>
           <w:rFonts w:ascii="Calibri" w:hAnsi="Calibri" w:eastAsia="Calibri"/>
           <w:b w:val="0"/>
           <w:sz w:val="24"/>
         </w:rPr>
-        <w:t>Dificultades encontradas:</w:t>
+        <w:t>Lo que nos costo:</w:t>
       </w:r>
     </w:p>
     <w:p>
@@ -980,7 +513,7 @@
           <w:b w:val="0"/>
           <w:sz w:val="24"/>
         </w:rPr>
-        <w:t>La lista de la PokeAPI no trae la imagen. Hubo que hacer el segundo GET de cada pokemon.</w:t>
+        <w:t>no venia la imagen, hasta que vimos que habia que hacer el segundo get</w:t>
       </w:r>
     </w:p>
     <w:p>
@@ -993,7 +526,7 @@
           <w:b w:val="0"/>
           <w:sz w:val="24"/>
         </w:rPr>
-        <w:t>El frontend y el backend estan en puertos distintos, por eso hay que usar cors.</w:t>
+        <w:t>el front y el back estan en distintos puertos, ahi entra cors</w:t>
       </w:r>
     </w:p>
     <w:p>
@@ -1006,104 +539,22 @@
           <w:b w:val="0"/>
           <w:sz w:val="24"/>
         </w:rPr>
-        <w:t>MySQL tiene que estar prendido antes de levantar node server.js, si no no guarda.</w:t>
+        <w:t>si no prendias mysql el server.js no conectaba y no se podia guardar</w:t>
       </w:r>
     </w:p>
     <w:p>
-      <w:pPr>
-        <w:spacing w:after="160"/>
-      </w:pPr>
       <w:r>
         <w:rPr>
           <w:rFonts w:ascii="Calibri" w:hAnsi="Calibri" w:eastAsia="Calibri"/>
           <w:b w:val="0"/>
           <w:sz w:val="24"/>
         </w:rPr>
-        <w:t>Aprendimos a separar la interfaz en componentes, a meter las llamadas HTTP en las actions de Pinia y a conectar Vue con un backend simple. El codigo quedo en GitHub para que se pueda ver y levantar con npm install y npm run dev.</w:t>
-      </w:r>
-    </w:p>
-    <w:p>
-      <w:pPr>
-        <w:spacing w:before="280" w:after="160"/>
-      </w:pPr>
-      <w:r>
-        <w:rPr>
-          <w:rFonts w:ascii="Calibri" w:hAnsi="Calibri" w:eastAsia="Calibri"/>
-          <w:b/>
-          <w:color w:val="C03014"/>
-          <w:sz w:val="32"/>
-        </w:rPr>
-        <w:t>5. Repositorio y como levantarlo</w:t>
-      </w:r>
-    </w:p>
-    <w:p>
-      <w:pPr>
-        <w:spacing w:after="160"/>
-      </w:pPr>
-      <w:r>
-        <w:rPr>
-          <w:rFonts w:ascii="Calibri" w:hAnsi="Calibri" w:eastAsia="Calibri"/>
-          <w:b w:val="0"/>
-          <w:sz w:val="24"/>
-        </w:rPr>
-        <w:t>Repositorio: https://github.com/alejomcorti/pokedex</w:t>
-      </w:r>
-    </w:p>
-    <w:p>
-      <w:pPr>
-        <w:pStyle w:val="ListBullet"/>
-      </w:pPr>
-      <w:r>
-        <w:rPr>
-          <w:rFonts w:ascii="Calibri" w:hAnsi="Calibri" w:eastAsia="Calibri"/>
-          <w:b w:val="0"/>
-          <w:sz w:val="24"/>
-        </w:rPr>
-        <w:t>Importar backend/pokedex.sql en phpMyAdmin (o MySQL)</w:t>
-      </w:r>
-    </w:p>
-    <w:p>
-      <w:pPr>
-        <w:pStyle w:val="ListBullet"/>
-      </w:pPr>
-      <w:r>
-        <w:rPr>
-          <w:rFonts w:ascii="Calibri" w:hAnsi="Calibri" w:eastAsia="Calibri"/>
-          <w:b w:val="0"/>
-          <w:sz w:val="24"/>
-        </w:rPr>
-        <w:t>Backend: cd backend, npm install, node server.js</w:t>
-      </w:r>
-    </w:p>
-    <w:p>
-      <w:pPr>
-        <w:pStyle w:val="ListBullet"/>
-      </w:pPr>
-      <w:r>
-        <w:rPr>
-          <w:rFonts w:ascii="Calibri" w:hAnsi="Calibri" w:eastAsia="Calibri"/>
-          <w:b w:val="0"/>
-          <w:sz w:val="24"/>
-        </w:rPr>
-        <w:t>Frontend: npm install, npm run dev</w:t>
-      </w:r>
-    </w:p>
-    <w:p>
-      <w:pPr>
-        <w:pStyle w:val="ListBullet"/>
-      </w:pPr>
-      <w:r>
-        <w:rPr>
-          <w:rFonts w:ascii="Calibri" w:hAnsi="Calibri" w:eastAsia="Calibri"/>
-          <w:b w:val="0"/>
-          <w:sz w:val="24"/>
-        </w:rPr>
-        <w:t>Abrir http://localhost:5173</w:t>
+        <w:t>Aprendimos a usar componentes, pinia, axios y a conectar con mysql. El codigo esta en github: https://github.com/alejomcorti/pokedex Para levantarlo es npm install y npm run dev, y en el backend node server.js.</w:t>
       </w:r>
     </w:p>
     <w:sectPr>
       <w:pgSz w:w="12240" w:h="15840"/>
-      <w:pgMar w:top="1134" w:right="1304" w:bottom="1134" w:left="1304" w:header="720" w:footer="720" w:gutter="0"/>
+      <w:pgMar w:top="1134" w:right="1417" w:bottom="1134" w:left="1417" w:header="720" w:footer="720" w:gutter="0"/>
       <w:cols w:space="720"/>
       <w:docGrid w:linePitch="360"/>
     </w:sectPr>
